--- a/deliverables/project-proposal.docx
+++ b/deliverables/project-proposal.docx
@@ -536,7 +536,7 @@
           <w:b w:val="0"/>
           <w:i w:val="0"/>
         </w:rPr>
-        <w:t>；M13 文档交付和 M14 业务用户终验仍须分别通过其门槛。</w:t>
+        <w:t>；M13 文档交付已经通过，M14 业务发布候选和用户终验仍须通过其自动、人工门槛。</w:t>
       </w:r>
     </w:p>
     <w:p>

--- a/deliverables/project-proposal.docx
+++ b/deliverables/project-proposal.docx
@@ -311,7 +311,7 @@
                 <w:b w:val="0"/>
                 <w:i w:val="0"/>
               </w:rPr>
-              <w:t>由有权限人员履行，不由自动化文档代替</w:t>
+              <w:t>由有权限人员履行，不由技术报告代替</w:t>
             </w:r>
           </w:p>
         </w:tc>
@@ -386,7 +386,7 @@
           <w:b w:val="0"/>
           <w:i w:val="0"/>
         </w:rPr>
-        <w:t>历史来源能力闭环矩阵（../product/source-coverage.md）</w:t>
+        <w:t>需求与能力闭环矩阵（../product/source-coverage.md）</w:t>
       </w:r>
       <w:r>
         <w:rPr>
@@ -394,7 +394,7 @@
           <w:b w:val="0"/>
           <w:i w:val="0"/>
         </w:rPr>
-        <w:t>对原始 PDF/DOCX 能力逐项分派责任。</w:t>
+        <w:t>对立项登记的 57 项能力逐项分派责任。</w:t>
       </w:r>
     </w:p>
     <w:p>
@@ -546,7 +546,7 @@
           <w:b w:val="0"/>
           <w:i w:val="0"/>
         </w:rPr>
-        <w:t>原始材料只作为需求来源和历史证据，不直接证明当前实现、性能、合规或验收结论。</w:t>
+        <w:t>需求登记只定义建设目标和边界，不直接证明当前实现、性能、合规或验收结论。</w:t>
       </w:r>
     </w:p>
     <w:p>
@@ -569,7 +569,7 @@
           <w:b w:val="0"/>
           <w:i w:val="0"/>
         </w:rPr>
-        <w:t>报警数据通常来自不同表格，字段名称、编码和质量不一致。业务人员需要在不编辑源码、不直接操作数据库的前提下，完成项目建立、文件导入、错误修正、规则分析、人工判断、处置、报告和留痕。历史材料提出了大量工业化设想，但其中部分缺少真实接口、标注数据、目标硬件或合规责任人，也存在互相冲突的性能与架构描述。</w:t>
+        <w:t>报警数据通常来自不同表格，字段名称、编码和质量不一致。业务人员需要在不编辑源码、不直接操作数据库的前提下，完成项目建立、文件导入、错误修正、规则分析、人工判断、处置、报告和留痕。立项需求包含若干工业化扩展设想，但其中部分缺少真实接口、标注数据、目标硬件或合规责任人，也存在互相冲突的性能与架构口径。</w:t>
       </w:r>
     </w:p>
     <w:p>
@@ -638,7 +638,7 @@
           <w:b w:val="0"/>
           <w:i w:val="0"/>
         </w:rPr>
-        <w:t>提供对新数据真实计算的 hybrid-v2 模型：可解释时序专家规则、一阶 Markov 关联和可弃权原因建议。</w:t>
+        <w:t>提供对新数据真实计算的组合模型：可解释时序专家规则、一阶 Markov 关联、LinearSVC 文本分支、AdaBoost 结构特征分支和可弃权原因建议。</w:t>
       </w:r>
     </w:p>
     <w:p>
@@ -918,7 +918,53 @@
           <w:b w:val="0"/>
           <w:i w:val="0"/>
         </w:rPr>
-        <w:t>hybrid-v2 对时间顺序、状态变化和可配置阈值进行规则计算，并按 episode 统计一阶 Markov 关联。原因类别是带证据的建议，信息不足时返回未知，不包装为概率或因果证明。人工修订保留算法原值、操作者、理由和时间。</w:t>
+        <w:t>hybrid-v2 对时间顺序、状态变化和可配置阈值进行规则计算，并按 episode 统计一阶 Markov 关联。监督分类部分由 LinearSVC 处理报警描述等稀疏文本特征，由以单层树为基学习器的 AdaBoost 处理持续时间、优先级、确认状态等结构特征；融合结果仍受专家阈值、分支差值和未知类别约束。该结构适用于规则明确、标注规模有限且需要解释依据的离线报警分类，不用于证明工业因果。</w:t>
+      </w:r>
+    </w:p>
+    <w:p>
+      <w:r>
+        <w:rPr>
+          <w:rFonts w:ascii="Arial" w:hAnsi="Arial" w:eastAsia="Microsoft YaHei"/>
+          <w:b w:val="0"/>
+          <w:i w:val="0"/>
+        </w:rPr>
+        <w:t xml:space="preserve">监督模型制品采用 AES-256-GCM 认证加密，模型文件与运行密钥分离保存。Windows 发布包在首次启动时于本机生成 </w:t>
+      </w:r>
+      <w:r>
+        <w:rPr>
+          <w:rFonts w:ascii="Consolas" w:hAnsi="Consolas" w:eastAsia="Microsoft YaHei"/>
+          <w:b w:val="0"/>
+          <w:i w:val="0"/>
+          <w:color w:val="464646"/>
+          <w:sz w:val="19"/>
+        </w:rPr>
+        <w:t>data\model\algorithm-model.enc</w:t>
+      </w:r>
+      <w:r>
+        <w:rPr>
+          <w:rFonts w:ascii="Arial" w:hAnsi="Arial" w:eastAsia="Microsoft YaHei"/>
+          <w:b w:val="0"/>
+          <w:i w:val="0"/>
+        </w:rPr>
+        <w:t xml:space="preserve"> 与 </w:t>
+      </w:r>
+      <w:r>
+        <w:rPr>
+          <w:rFonts w:ascii="Consolas" w:hAnsi="Consolas" w:eastAsia="Microsoft YaHei"/>
+          <w:b w:val="0"/>
+          <w:i w:val="0"/>
+          <w:color w:val="464646"/>
+          <w:sz w:val="19"/>
+        </w:rPr>
+        <w:t>data\secrets\algorithm-model-key.txt</w:t>
+      </w:r>
+      <w:r>
+        <w:rPr>
+          <w:rFonts w:ascii="Arial" w:hAnsi="Arial" w:eastAsia="Microsoft YaHei"/>
+          <w:b w:val="0"/>
+          <w:i w:val="0"/>
+        </w:rPr>
+        <w:t>，随即收紧密钥 ACL；发布 ZIP 不携带模型或密钥。缺失、篡改或错误密钥时算法服务拒绝加载。业务人员无需接触模型密钥，部署人员不得复制到报告、日志或版本库。</w:t>
       </w:r>
     </w:p>
     <w:p>
@@ -1041,7 +1087,7 @@
                 <w:b w:val="0"/>
                 <w:i w:val="0"/>
               </w:rPr>
-              <w:t>来源提取、最小业务闭环、Windows 原生包、Docker 次级交付</w:t>
+              <w:t>需求收敛、最小业务闭环、Windows 原生包、Docker 次级交付</w:t>
             </w:r>
           </w:p>
         </w:tc>
@@ -1057,7 +1103,7 @@
                 <w:b w:val="0"/>
                 <w:i w:val="0"/>
               </w:rPr>
-              <w:t>每阶段固定提交、自动命令、保存证据和独立复核</w:t>
+              <w:t>每阶段固定提交、执行验收命令、保存证据和独立复核</w:t>
             </w:r>
           </w:p>
         </w:tc>
@@ -1091,7 +1137,7 @@
                 <w:b w:val="0"/>
                 <w:i w:val="0"/>
               </w:rPr>
-              <w:t>正式产品基线、来源能力责任闭环</w:t>
+              <w:t>正式产品基线、需求能力责任闭环</w:t>
             </w:r>
           </w:p>
         </w:tc>
@@ -1107,7 +1153,7 @@
                 <w:b w:val="0"/>
                 <w:i w:val="0"/>
               </w:rPr>
-              <w:t>所有来源能力有实现、阶段、外部条件或拒绝结论</w:t>
+              <w:t>所有需求能力有实现、阶段、外部条件或拒绝结论</w:t>
             </w:r>
           </w:p>
         </w:tc>
@@ -1451,7 +1497,7 @@
           <w:b w:val="0"/>
           <w:i w:val="0"/>
         </w:rPr>
-        <w:t>Java/Python/Vue/PostgreSQL 组成的正式源码与自动化测试。</w:t>
+        <w:t>Java/Python/Vue/PostgreSQL 组成的正式源码与可重复测试。</w:t>
       </w:r>
     </w:p>
     <w:p>
@@ -1655,6 +1701,29 @@
         <w:sz w:val="16"/>
       </w:rPr>
       <w:t>报警管理系统 · 文档日期 2026-08-27</w:t>
+    </w:r>
+    <w:r>
+      <w:t xml:space="preserve"> · 第 </w:t>
+    </w:r>
+    <w:r>
+      <w:fldChar w:fldCharType="begin"/>
+      <w:instrText xml:space="preserve"> PAGE </w:instrText>
+      <w:fldChar w:fldCharType="separate"/>
+      <w:t>1</w:t>
+      <w:fldChar w:fldCharType="end"/>
+    </w:r>
+    <w:r>
+      <w:t xml:space="preserve"> / </w:t>
+    </w:r>
+    <w:r>
+      <w:fldChar w:fldCharType="begin"/>
+      <w:instrText xml:space="preserve"> NUMPAGES </w:instrText>
+      <w:fldChar w:fldCharType="separate"/>
+      <w:t>1</w:t>
+      <w:fldChar w:fldCharType="end"/>
+    </w:r>
+    <w:r>
+      <w:t xml:space="preserve"> 页</w:t>
     </w:r>
   </w:p>
 </w:ftr>

--- a/deliverables/project-proposal.docx
+++ b/deliverables/project-proposal.docx
@@ -107,7 +107,7 @@
                 <w:b w:val="0"/>
                 <w:i w:val="0"/>
               </w:rPr>
-              <w:t>技术仓库中的正式立项事实源；根据已实现系统与可追溯证据补编</w:t>
+              <w:t>技术仓库中的正式立项报告当前修订版</w:t>
             </w:r>
           </w:p>
         </w:tc>
@@ -329,7 +329,7 @@
           <w:b w:val="0"/>
           <w:i w:val="0"/>
         </w:rPr>
-        <w:t>本报告用于说明技术项目为何建设、建设什么、如何验收以及哪些事项不在当前范围。它不倒填历史审批，不证明人员、预算、知识产权、试点或采购事实。</w:t>
+        <w:t>本报告用于说明技术项目为何建设、建设什么、如何验收以及哪些事项不在当前范围。本次修订日期为 2026-08-27；修订不改变尚待项目管理方填写的行政字段，也不证明人员、预算、知识产权、试点或采购事实。</w:t>
       </w:r>
     </w:p>
     <w:p>
@@ -428,15 +428,7 @@
           <w:b w:val="0"/>
           <w:i w:val="0"/>
         </w:rPr>
-        <w:t>M7 证据（../verification/evidence/M7.md）</w:t>
-      </w:r>
-      <w:r>
-        <w:rPr>
-          <w:rFonts w:ascii="Arial" w:hAnsi="Arial" w:eastAsia="Microsoft YaHei"/>
-          <w:b w:val="0"/>
-          <w:i w:val="0"/>
-        </w:rPr>
-        <w:t>是本项目中期截止的不可变检查点。</w:t>
+        <w:t>M7 固定检查点定义本项目的中期事实截止；提交标识和实测结果在中期报告中列明。</w:t>
       </w:r>
     </w:p>
     <w:p>
@@ -449,63 +441,7 @@
           <w:b w:val="0"/>
           <w:i w:val="0"/>
         </w:rPr>
-        <w:t>M9（../verification/evidence/M9.md）</w:t>
-      </w:r>
-      <w:r>
-        <w:rPr>
-          <w:rFonts w:ascii="Arial" w:hAnsi="Arial" w:eastAsia="Microsoft YaHei"/>
-          <w:b w:val="0"/>
-          <w:i w:val="0"/>
-        </w:rPr>
-        <w:t>、</w:t>
-      </w:r>
-      <w:r>
-        <w:rPr>
-          <w:rFonts w:ascii="Arial" w:hAnsi="Arial" w:eastAsia="Microsoft YaHei"/>
-          <w:b w:val="0"/>
-          <w:i w:val="0"/>
-        </w:rPr>
-        <w:t>M10（../verification/evidence/M10.md）</w:t>
-      </w:r>
-      <w:r>
-        <w:rPr>
-          <w:rFonts w:ascii="Arial" w:hAnsi="Arial" w:eastAsia="Microsoft YaHei"/>
-          <w:b w:val="0"/>
-          <w:i w:val="0"/>
-        </w:rPr>
-        <w:t>、</w:t>
-      </w:r>
-      <w:r>
-        <w:rPr>
-          <w:rFonts w:ascii="Arial" w:hAnsi="Arial" w:eastAsia="Microsoft YaHei"/>
-          <w:b w:val="0"/>
-          <w:i w:val="0"/>
-        </w:rPr>
-        <w:t>M11（../verification/evidence/M11.md）</w:t>
-      </w:r>
-      <w:r>
-        <w:rPr>
-          <w:rFonts w:ascii="Arial" w:hAnsi="Arial" w:eastAsia="Microsoft YaHei"/>
-          <w:b w:val="0"/>
-          <w:i w:val="0"/>
-        </w:rPr>
-        <w:t>、</w:t>
-      </w:r>
-      <w:r>
-        <w:rPr>
-          <w:rFonts w:ascii="Arial" w:hAnsi="Arial" w:eastAsia="Microsoft YaHei"/>
-          <w:b w:val="0"/>
-          <w:i w:val="0"/>
-        </w:rPr>
-        <w:t>M12（../verification/evidence/M12.md）</w:t>
-      </w:r>
-      <w:r>
-        <w:rPr>
-          <w:rFonts w:ascii="Arial" w:hAnsi="Arial" w:eastAsia="Microsoft YaHei"/>
-          <w:b w:val="0"/>
-          <w:i w:val="0"/>
-        </w:rPr>
-        <w:t>记录正式产品化、算法、业务、安全与可靠性结果。</w:t>
+        <w:t>M9–M12 的固定候选及可复现验收结果分别证明算法、业务、安全与可靠性结论。</w:t>
       </w:r>
     </w:p>
     <w:p>

--- a/deliverables/project-proposal.docx
+++ b/deliverables/project-proposal.docx
@@ -454,7 +454,7 @@
           <w:b w:val="0"/>
           <w:i w:val="0"/>
         </w:rPr>
-        <w:t xml:space="preserve">当前已发布技术基线为 </w:t>
+        <w:t xml:space="preserve">已发布技术基线为 </w:t>
       </w:r>
       <w:r>
         <w:rPr>
@@ -472,7 +472,25 @@
           <w:b w:val="0"/>
           <w:i w:val="0"/>
         </w:rPr>
-        <w:t>；M13 文档交付已经通过，M14 业务发布候选和用户终验仍须通过其自动、人工门槛。</w:t>
+        <w:t xml:space="preserve">；M14 固定候选已完成自动验收，项目负责人已确认可行性并授权完成正式文档和 </w:t>
+      </w:r>
+      <w:r>
+        <w:rPr>
+          <w:rFonts w:ascii="Consolas" w:hAnsi="Consolas" w:eastAsia="Microsoft YaHei"/>
+          <w:b w:val="0"/>
+          <w:i w:val="0"/>
+          <w:color w:val="464646"/>
+          <w:sz w:val="19"/>
+        </w:rPr>
+        <w:t>v1.0.0</w:t>
+      </w:r>
+      <w:r>
+        <w:rPr>
+          <w:rFonts w:ascii="Arial" w:hAnsi="Arial" w:eastAsia="Microsoft YaHei"/>
+          <w:b w:val="0"/>
+          <w:i w:val="0"/>
+        </w:rPr>
+        <w:t xml:space="preserve"> 发布。最终标签仍只在发布 PR 与远端 CI 成功后创建。</w:t>
       </w:r>
     </w:p>
     <w:p>
@@ -1612,6 +1630,413 @@
         <w:t>从技术可行性和当前证据看，本项目可以按上述范围形成正式报警管理系统，并已具备阶段化、可回退和可验证的工程路径。本报告支持技术立项与研发范围说明，不构成行政批准、预算批复、采购确认、知识产权归属或正式验收签章。</w:t>
       </w:r>
     </w:p>
+    <w:p>
+      <w:pPr>
+        <w:pStyle w:val="Heading2"/>
+      </w:pPr>
+      <w:r>
+        <w:rPr>
+          <w:rFonts w:ascii="Arial" w:hAnsi="Arial" w:eastAsia="Microsoft YaHei"/>
+          <w:b w:val="0"/>
+          <w:i w:val="0"/>
+        </w:rPr>
+        <w:t>11. 可度量效益与成果转化</w:t>
+      </w:r>
+    </w:p>
+    <w:p>
+      <w:r>
+        <w:rPr>
+          <w:rFonts w:ascii="Arial" w:hAnsi="Arial" w:eastAsia="Microsoft YaHei"/>
+          <w:b w:val="0"/>
+          <w:i w:val="0"/>
+        </w:rPr>
+        <w:t>项目的直接价值不是用算法替代业务责任，而是把散落表格转换为统一、可计算、可追溯的处理闭环。效益可按以下方法在试用单位量化：</w:t>
+      </w:r>
+    </w:p>
+    <w:tbl>
+      <w:tblPr>
+        <w:tblStyle w:val="TableGrid"/>
+        <w:tblW w:type="auto" w:w="0"/>
+        <w:tblLayout w:type="autofit"/>
+        <w:tblLook w:firstColumn="1" w:firstRow="1" w:lastColumn="0" w:lastRow="0" w:noHBand="0" w:noVBand="1" w:val="04A0"/>
+      </w:tblPr>
+      <w:tblGrid>
+        <w:gridCol w:w="3099"/>
+        <w:gridCol w:w="3099"/>
+        <w:gridCol w:w="3099"/>
+      </w:tblGrid>
+      <w:tr>
+        <w:trPr>
+          <w:tblHeader w:val="true"/>
+        </w:trPr>
+        <w:tc>
+          <w:tcPr>
+            <w:tcW w:type="dxa" w:w="3099"/>
+            <w:vAlign w:val="center"/>
+            <w:shd w:fill="D9EAF7"/>
+          </w:tcPr>
+          <w:p>
+            <w:r>
+              <w:rPr>
+                <w:rFonts w:ascii="Arial" w:hAnsi="Arial" w:eastAsia="Microsoft YaHei"/>
+                <w:b/>
+                <w:i w:val="0"/>
+              </w:rPr>
+              <w:t>效益维度</w:t>
+            </w:r>
+          </w:p>
+        </w:tc>
+        <w:tc>
+          <w:tcPr>
+            <w:tcW w:type="dxa" w:w="3099"/>
+            <w:vAlign w:val="center"/>
+            <w:shd w:fill="D9EAF7"/>
+          </w:tcPr>
+          <w:p>
+            <w:r>
+              <w:rPr>
+                <w:rFonts w:ascii="Arial" w:hAnsi="Arial" w:eastAsia="Microsoft YaHei"/>
+                <w:b/>
+                <w:i w:val="0"/>
+              </w:rPr>
+              <w:t>采集方法</w:t>
+            </w:r>
+          </w:p>
+        </w:tc>
+        <w:tc>
+          <w:tcPr>
+            <w:tcW w:type="dxa" w:w="3099"/>
+            <w:vAlign w:val="center"/>
+            <w:shd w:fill="D9EAF7"/>
+          </w:tcPr>
+          <w:p>
+            <w:r>
+              <w:rPr>
+                <w:rFonts w:ascii="Arial" w:hAnsi="Arial" w:eastAsia="Microsoft YaHei"/>
+                <w:b/>
+                <w:i w:val="0"/>
+              </w:rPr>
+              <w:t>建议基线与评价方式</w:t>
+            </w:r>
+          </w:p>
+        </w:tc>
+      </w:tr>
+      <w:tr>
+        <w:tc>
+          <w:tcPr>
+            <w:tcW w:type="dxa" w:w="3099"/>
+            <w:vAlign w:val="center"/>
+          </w:tcPr>
+          <w:p>
+            <w:r>
+              <w:rPr>
+                <w:rFonts w:ascii="Arial" w:hAnsi="Arial" w:eastAsia="Microsoft YaHei"/>
+                <w:b w:val="0"/>
+                <w:i w:val="0"/>
+              </w:rPr>
+              <w:t>数据准备效率</w:t>
+            </w:r>
+          </w:p>
+        </w:tc>
+        <w:tc>
+          <w:tcPr>
+            <w:tcW w:type="dxa" w:w="3099"/>
+            <w:vAlign w:val="center"/>
+          </w:tcPr>
+          <w:p>
+            <w:r>
+              <w:rPr>
+                <w:rFonts w:ascii="Arial" w:hAnsi="Arial" w:eastAsia="Microsoft YaHei"/>
+                <w:b w:val="0"/>
+                <w:i w:val="0"/>
+              </w:rPr>
+              <w:t>记录同一批文件从取得到可分析所需人工时间</w:t>
+            </w:r>
+          </w:p>
+        </w:tc>
+        <w:tc>
+          <w:tcPr>
+            <w:tcW w:type="dxa" w:w="3099"/>
+            <w:vAlign w:val="center"/>
+          </w:tcPr>
+          <w:p>
+            <w:r>
+              <w:rPr>
+                <w:rFonts w:ascii="Arial" w:hAnsi="Arial" w:eastAsia="Microsoft YaHei"/>
+                <w:b w:val="0"/>
+                <w:i w:val="0"/>
+              </w:rPr>
+              <w:t>与人工拼表、筛错流程按相同文件和人员做前后对比</w:t>
+            </w:r>
+          </w:p>
+        </w:tc>
+      </w:tr>
+      <w:tr>
+        <w:tc>
+          <w:tcPr>
+            <w:tcW w:type="dxa" w:w="3099"/>
+            <w:vAlign w:val="center"/>
+          </w:tcPr>
+          <w:p>
+            <w:r>
+              <w:rPr>
+                <w:rFonts w:ascii="Arial" w:hAnsi="Arial" w:eastAsia="Microsoft YaHei"/>
+                <w:b w:val="0"/>
+                <w:i w:val="0"/>
+              </w:rPr>
+              <w:t>无效数据阻断</w:t>
+            </w:r>
+          </w:p>
+        </w:tc>
+        <w:tc>
+          <w:tcPr>
+            <w:tcW w:type="dxa" w:w="3099"/>
+            <w:vAlign w:val="center"/>
+          </w:tcPr>
+          <w:p>
+            <w:r>
+              <w:rPr>
+                <w:rFonts w:ascii="Arial" w:hAnsi="Arial" w:eastAsia="Microsoft YaHei"/>
+                <w:b w:val="0"/>
+                <w:i w:val="0"/>
+              </w:rPr>
+              <w:t>统计被定位到行和字段的错误数、整批拒绝数</w:t>
+            </w:r>
+          </w:p>
+        </w:tc>
+        <w:tc>
+          <w:tcPr>
+            <w:tcW w:type="dxa" w:w="3099"/>
+            <w:vAlign w:val="center"/>
+          </w:tcPr>
+          <w:p>
+            <w:r>
+              <w:rPr>
+                <w:rFonts w:ascii="Arial" w:hAnsi="Arial" w:eastAsia="Microsoft YaHei"/>
+                <w:b w:val="0"/>
+                <w:i w:val="0"/>
+              </w:rPr>
+              <w:t>检查无效批次是否产生正式业务记录</w:t>
+            </w:r>
+          </w:p>
+        </w:tc>
+      </w:tr>
+      <w:tr>
+        <w:tc>
+          <w:tcPr>
+            <w:tcW w:type="dxa" w:w="3099"/>
+            <w:vAlign w:val="center"/>
+          </w:tcPr>
+          <w:p>
+            <w:r>
+              <w:rPr>
+                <w:rFonts w:ascii="Arial" w:hAnsi="Arial" w:eastAsia="Microsoft YaHei"/>
+                <w:b w:val="0"/>
+                <w:i w:val="0"/>
+              </w:rPr>
+              <w:t>报警压缩与聚类</w:t>
+            </w:r>
+          </w:p>
+        </w:tc>
+        <w:tc>
+          <w:tcPr>
+            <w:tcW w:type="dxa" w:w="3099"/>
+            <w:vAlign w:val="center"/>
+          </w:tcPr>
+          <w:p>
+            <w:r>
+              <w:rPr>
+                <w:rFonts w:ascii="Arial" w:hAnsi="Arial" w:eastAsia="Microsoft YaHei"/>
+                <w:b w:val="0"/>
+                <w:i w:val="0"/>
+              </w:rPr>
+              <w:t>比较原始报警数、各噪声类型数和可复核关联链数</w:t>
+            </w:r>
+          </w:p>
+        </w:tc>
+        <w:tc>
+          <w:tcPr>
+            <w:tcW w:type="dxa" w:w="3099"/>
+            <w:vAlign w:val="center"/>
+          </w:tcPr>
+          <w:p>
+            <w:r>
+              <w:rPr>
+                <w:rFonts w:ascii="Arial" w:hAnsi="Arial" w:eastAsia="Microsoft YaHei"/>
+                <w:b w:val="0"/>
+                <w:i w:val="0"/>
+              </w:rPr>
+              <w:t>只报告实际批次计算值，不预设节约比例</w:t>
+            </w:r>
+          </w:p>
+        </w:tc>
+      </w:tr>
+      <w:tr>
+        <w:tc>
+          <w:tcPr>
+            <w:tcW w:type="dxa" w:w="3099"/>
+            <w:vAlign w:val="center"/>
+          </w:tcPr>
+          <w:p>
+            <w:r>
+              <w:rPr>
+                <w:rFonts w:ascii="Arial" w:hAnsi="Arial" w:eastAsia="Microsoft YaHei"/>
+                <w:b w:val="0"/>
+                <w:i w:val="0"/>
+              </w:rPr>
+              <w:t>处置闭环</w:t>
+            </w:r>
+          </w:p>
+        </w:tc>
+        <w:tc>
+          <w:tcPr>
+            <w:tcW w:type="dxa" w:w="3099"/>
+            <w:vAlign w:val="center"/>
+          </w:tcPr>
+          <w:p>
+            <w:r>
+              <w:rPr>
+                <w:rFonts w:ascii="Arial" w:hAnsi="Arial" w:eastAsia="Microsoft YaHei"/>
+                <w:b w:val="0"/>
+                <w:i w:val="0"/>
+              </w:rPr>
+              <w:t>统计待处理、处理中、已关闭及平均处置时间</w:t>
+            </w:r>
+          </w:p>
+        </w:tc>
+        <w:tc>
+          <w:tcPr>
+            <w:tcW w:type="dxa" w:w="3099"/>
+            <w:vAlign w:val="center"/>
+          </w:tcPr>
+          <w:p>
+            <w:r>
+              <w:rPr>
+                <w:rFonts w:ascii="Arial" w:hAnsi="Arial" w:eastAsia="Microsoft YaHei"/>
+                <w:b w:val="0"/>
+                <w:i w:val="0"/>
+              </w:rPr>
+              <w:t>由项目周期和业务规则解释，不把相关性当因果</w:t>
+            </w:r>
+          </w:p>
+        </w:tc>
+      </w:tr>
+      <w:tr>
+        <w:tc>
+          <w:tcPr>
+            <w:tcW w:type="dxa" w:w="3099"/>
+            <w:vAlign w:val="center"/>
+          </w:tcPr>
+          <w:p>
+            <w:r>
+              <w:rPr>
+                <w:rFonts w:ascii="Arial" w:hAnsi="Arial" w:eastAsia="Microsoft YaHei"/>
+                <w:b w:val="0"/>
+                <w:i w:val="0"/>
+              </w:rPr>
+              <w:t>可追溯性</w:t>
+            </w:r>
+          </w:p>
+        </w:tc>
+        <w:tc>
+          <w:tcPr>
+            <w:tcW w:type="dxa" w:w="3099"/>
+            <w:vAlign w:val="center"/>
+          </w:tcPr>
+          <w:p>
+            <w:r>
+              <w:rPr>
+                <w:rFonts w:ascii="Arial" w:hAnsi="Arial" w:eastAsia="Microsoft YaHei"/>
+                <w:b w:val="0"/>
+                <w:i w:val="0"/>
+              </w:rPr>
+              <w:t>抽查原始行、算法证据、人工修订、处置和报告是否一致</w:t>
+            </w:r>
+          </w:p>
+        </w:tc>
+        <w:tc>
+          <w:tcPr>
+            <w:tcW w:type="dxa" w:w="3099"/>
+            <w:vAlign w:val="center"/>
+          </w:tcPr>
+          <w:p>
+            <w:r>
+              <w:rPr>
+                <w:rFonts w:ascii="Arial" w:hAnsi="Arial" w:eastAsia="Microsoft YaHei"/>
+                <w:b w:val="0"/>
+                <w:i w:val="0"/>
+              </w:rPr>
+              <w:t>以数据库、页面、审计和报告逐字段对账</w:t>
+            </w:r>
+          </w:p>
+        </w:tc>
+      </w:tr>
+      <w:tr>
+        <w:tc>
+          <w:tcPr>
+            <w:tcW w:type="dxa" w:w="3099"/>
+            <w:vAlign w:val="center"/>
+          </w:tcPr>
+          <w:p>
+            <w:r>
+              <w:rPr>
+                <w:rFonts w:ascii="Arial" w:hAnsi="Arial" w:eastAsia="Microsoft YaHei"/>
+                <w:b w:val="0"/>
+                <w:i w:val="0"/>
+              </w:rPr>
+              <w:t>可恢复性</w:t>
+            </w:r>
+          </w:p>
+        </w:tc>
+        <w:tc>
+          <w:tcPr>
+            <w:tcW w:type="dxa" w:w="3099"/>
+            <w:vAlign w:val="center"/>
+          </w:tcPr>
+          <w:p>
+            <w:r>
+              <w:rPr>
+                <w:rFonts w:ascii="Arial" w:hAnsi="Arial" w:eastAsia="Microsoft YaHei"/>
+                <w:b w:val="0"/>
+                <w:i w:val="0"/>
+              </w:rPr>
+              <w:t>定期执行恢复点哈希及隔离恢复验证</w:t>
+            </w:r>
+          </w:p>
+        </w:tc>
+        <w:tc>
+          <w:tcPr>
+            <w:tcW w:type="dxa" w:w="3099"/>
+            <w:vAlign w:val="center"/>
+          </w:tcPr>
+          <w:p>
+            <w:r>
+              <w:rPr>
+                <w:rFonts w:ascii="Arial" w:hAnsi="Arial" w:eastAsia="Microsoft YaHei"/>
+                <w:b w:val="0"/>
+                <w:i w:val="0"/>
+              </w:rPr>
+              <w:t>记录成功时间、恢复点和失败原因，不以文件存在代替可恢复</w:t>
+            </w:r>
+          </w:p>
+        </w:tc>
+      </w:tr>
+    </w:tbl>
+    <w:p>
+      <w:pPr>
+        <w:spacing w:after="0"/>
+      </w:pPr>
+    </w:p>
+    <w:p>
+      <w:r>
+        <w:rPr>
+          <w:rFonts w:ascii="Arial" w:hAnsi="Arial" w:eastAsia="Microsoft YaHei"/>
+          <w:b w:val="0"/>
+          <w:i w:val="0"/>
+        </w:rPr>
+        <w:t>项目成果可形成软件产品、报警数据治理方法、混合分析模型、项目过程规范和知识产权材料。专利主体草案聚焦输入原子治理、异构模型一致与拒识、模型制品完整性及事务证据链的协同技术方案；是否申请、申请主体和权利范围由知识产权责任人结合现有技术检索确定。</w:t>
+      </w:r>
+    </w:p>
     <w:sectPr>
       <w:footerReference w:type="default" r:id="rId9"/>
       <w:pgSz w:w="11906" w:h="16838"/>
